--- a/rn/RN-Hafnarvaktin.docx
+++ b/rn/RN-Hafnarvaktin.docx
@@ -189,7 +189,16 @@
           <w:szCs w:val="24"/>
           <w:lang w:val="da-DK"/>
         </w:rPr>
-        <w:t>Afleveret: ______________</w:t>
+        <w:t xml:space="preserve">Afleveret: </w:t>
+      </w:r>
+      <w:r>
+        <w:rPr>
+          <w:color w:val="666666"/>
+          <w:sz w:val="28"/>
+          <w:szCs w:val="24"/>
+          <w:lang w:val="da-DK"/>
+        </w:rPr>
+        <w:t>26.05.26</w:t>
       </w:r>
     </w:p>
     <w:p>
@@ -1066,21 +1075,33 @@
         <w:rPr>
           <w:lang w:val="da-DK"/>
         </w:rPr>
-        <w:t xml:space="preserve"> og AI-agentens n8n-webhook — al tung logik (inferens, RAG, registeropslag) ligger på serveren, så klientkoden bliver enkel og </w:t>
-      </w:r>
-      <w:proofErr w:type="spellStart"/>
-      <w:r>
-        <w:rPr>
-          <w:lang w:val="da-DK"/>
-        </w:rPr>
-        <w:t>forklarbar</w:t>
-      </w:r>
-      <w:proofErr w:type="spellEnd"/>
-      <w:r>
-        <w:rPr>
-          <w:lang w:val="da-DK"/>
-        </w:rPr>
-        <w:t xml:space="preserve">. Resultatet viser, at en let mobil klient kan eksponere hele </w:t>
+        <w:t xml:space="preserve"> og AI-agentens n8n-webhook — al tung logik (inferens, RAG, registeropslag) ligger på serveren</w:t>
+      </w:r>
+      <w:bookmarkStart w:id="2" w:name="OLE_LINK11"/>
+      <w:r>
+        <w:rPr>
+          <w:lang w:val="da-DK"/>
+        </w:rPr>
+        <w:t xml:space="preserve">, så klientkoden bliver enkel og </w:t>
+      </w:r>
+      <w:r>
+        <w:rPr>
+          <w:lang w:val="da-DK"/>
+        </w:rPr>
+        <w:t>selvforklarende</w:t>
+      </w:r>
+      <w:r>
+        <w:rPr>
+          <w:lang w:val="da-DK"/>
+        </w:rPr>
+        <w:t xml:space="preserve">. </w:t>
+      </w:r>
+      <w:bookmarkEnd w:id="2"/>
+      <w:r>
+        <w:rPr>
+          <w:lang w:val="da-DK"/>
+        </w:rPr>
+        <w:t xml:space="preserve">Resultatet viser, at en let mobil klient kan eksponere hele </w:t>
       </w:r>
       <w:proofErr w:type="spellStart"/>
       <w:r>
@@ -1118,16 +1139,16 @@
           <w:lang w:val="da-DK"/>
         </w:rPr>
       </w:pPr>
-      <w:bookmarkStart w:id="2" w:name="_Toc230615020"/>
-      <w:bookmarkStart w:id="3" w:name="_Toc230617317"/>
+      <w:bookmarkStart w:id="3" w:name="_Toc230615020"/>
+      <w:bookmarkStart w:id="4" w:name="_Toc230617317"/>
       <w:r>
         <w:rPr>
           <w:lang w:val="da-DK"/>
         </w:rPr>
         <w:t>1. Case og problem</w:t>
       </w:r>
-      <w:bookmarkEnd w:id="2"/>
       <w:bookmarkEnd w:id="3"/>
+      <w:bookmarkEnd w:id="4"/>
     </w:p>
     <w:p>
       <w:pPr>
@@ -1238,16 +1259,16 @@
           <w:lang w:val="da-DK"/>
         </w:rPr>
       </w:pPr>
-      <w:bookmarkStart w:id="4" w:name="_Toc230615021"/>
-      <w:bookmarkStart w:id="5" w:name="_Toc230617318"/>
+      <w:bookmarkStart w:id="5" w:name="_Toc230615021"/>
+      <w:bookmarkStart w:id="6" w:name="_Toc230617318"/>
       <w:r>
         <w:rPr>
           <w:lang w:val="da-DK"/>
         </w:rPr>
         <w:t>2. Krav og afgrænsning</w:t>
       </w:r>
-      <w:bookmarkEnd w:id="4"/>
       <w:bookmarkEnd w:id="5"/>
+      <w:bookmarkEnd w:id="6"/>
     </w:p>
     <w:p>
       <w:pPr>
@@ -1533,7 +1554,31 @@
         <w:rPr>
           <w:lang w:val="da-DK"/>
         </w:rPr>
-        <w:t>Demonstreres på egen telefon i Expo Go.</w:t>
+        <w:t>Demonstreres på egen telefon</w:t>
+      </w:r>
+      <w:r>
+        <w:rPr>
+          <w:lang w:val="da-DK"/>
+        </w:rPr>
+        <w:t>/simulator</w:t>
+      </w:r>
+      <w:r>
+        <w:rPr>
+          <w:lang w:val="da-DK"/>
+        </w:rPr>
+        <w:t xml:space="preserve"> i Expo Go</w:t>
+      </w:r>
+      <w:r>
+        <w:rPr>
+          <w:lang w:val="da-DK"/>
+        </w:rPr>
+        <w:t>/Mac</w:t>
+      </w:r>
+      <w:r>
+        <w:rPr>
+          <w:lang w:val="da-DK"/>
+        </w:rPr>
+        <w:t>.</w:t>
       </w:r>
     </w:p>
     <w:p>
@@ -1543,7 +1588,7 @@
           <w:lang w:val="da-DK"/>
         </w:rPr>
       </w:pPr>
-      <w:bookmarkStart w:id="6" w:name="_Toc230615022"/>
+      <w:bookmarkStart w:id="7" w:name="_Toc230615022"/>
     </w:p>
     <w:p>
       <w:pPr>
@@ -1573,7 +1618,7 @@
       <w:pPr>
         <w:pStyle w:val="Heading1"/>
       </w:pPr>
-      <w:bookmarkStart w:id="7" w:name="_Toc230617319"/>
+      <w:bookmarkStart w:id="8" w:name="_Toc230617319"/>
       <w:r>
         <w:lastRenderedPageBreak/>
         <w:t xml:space="preserve">3. </w:t>
@@ -1598,15 +1643,15 @@
       <w:r>
         <w:t>arkitektur</w:t>
       </w:r>
-      <w:bookmarkEnd w:id="6"/>
       <w:bookmarkEnd w:id="7"/>
+      <w:bookmarkEnd w:id="8"/>
       <w:proofErr w:type="spellEnd"/>
     </w:p>
     <w:p>
       <w:pPr>
         <w:pStyle w:val="Heading2"/>
       </w:pPr>
-      <w:bookmarkStart w:id="8" w:name="_Toc230615023"/>
+      <w:bookmarkStart w:id="9" w:name="_Toc230615023"/>
       <w:r>
         <w:t xml:space="preserve">3.1 </w:t>
       </w:r>
@@ -1629,7 +1674,7 @@
         </w:rPr>
         <w:t>k</w:t>
       </w:r>
-      <w:bookmarkEnd w:id="8"/>
+      <w:bookmarkEnd w:id="9"/>
       <w:proofErr w:type="spellEnd"/>
     </w:p>
     <w:tbl>
@@ -2203,14 +2248,14 @@
           <w:lang w:val="da-DK"/>
         </w:rPr>
       </w:pPr>
-      <w:bookmarkStart w:id="9" w:name="_Toc230615024"/>
+      <w:bookmarkStart w:id="10" w:name="_Toc230615024"/>
       <w:r>
         <w:rPr>
           <w:lang w:val="da-DK"/>
         </w:rPr>
         <w:t>3.2 Arkitektur</w:t>
       </w:r>
-      <w:bookmarkEnd w:id="9"/>
+      <w:bookmarkEnd w:id="10"/>
     </w:p>
     <w:p>
       <w:pPr>
@@ -2515,8 +2560,8 @@
       <w:pPr>
         <w:pStyle w:val="Heading1"/>
       </w:pPr>
-      <w:bookmarkStart w:id="10" w:name="_Toc230615025"/>
-      <w:bookmarkStart w:id="11" w:name="_Toc230617320"/>
+      <w:bookmarkStart w:id="11" w:name="_Toc230615025"/>
+      <w:bookmarkStart w:id="12" w:name="_Toc230617320"/>
       <w:r>
         <w:t xml:space="preserve">4. </w:t>
       </w:r>
@@ -2524,15 +2569,15 @@
       <w:r>
         <w:t>Implementering</w:t>
       </w:r>
-      <w:bookmarkEnd w:id="10"/>
       <w:bookmarkEnd w:id="11"/>
+      <w:bookmarkEnd w:id="12"/>
       <w:proofErr w:type="spellEnd"/>
     </w:p>
     <w:p>
       <w:pPr>
         <w:pStyle w:val="Heading2"/>
       </w:pPr>
-      <w:bookmarkStart w:id="12" w:name="_Toc230615026"/>
+      <w:bookmarkStart w:id="13" w:name="_Toc230615026"/>
       <w:r>
         <w:t xml:space="preserve">4.1 Auth </w:t>
       </w:r>
@@ -2544,7 +2589,7 @@
       <w:r>
         <w:t xml:space="preserve"> navigation (App.js, LoginScreen.js)</w:t>
       </w:r>
-      <w:bookmarkEnd w:id="12"/>
+      <w:bookmarkEnd w:id="13"/>
     </w:p>
     <w:p>
       <w:pPr>
@@ -2704,14 +2749,14 @@
           <w:lang w:val="da-DK"/>
         </w:rPr>
       </w:pPr>
-      <w:bookmarkStart w:id="13" w:name="_Toc230615027"/>
+      <w:bookmarkStart w:id="14" w:name="_Toc230615027"/>
       <w:r>
         <w:rPr>
           <w:lang w:val="da-DK"/>
         </w:rPr>
         <w:t>4.2 Harbour-fanen (LiveScreen.js)</w:t>
       </w:r>
-      <w:bookmarkEnd w:id="13"/>
+      <w:bookmarkEnd w:id="14"/>
     </w:p>
     <w:p>
       <w:pPr>
@@ -2781,7 +2826,21 @@
         <w:rPr>
           <w:lang w:val="da-DK"/>
         </w:rPr>
-        <w:t xml:space="preserve"> bumper et timestamp hvert 1,5. sekund, så hver billede-URL er "ny" og genindlæses — en bevidst </w:t>
+        <w:t xml:space="preserve"> bumper et timestamp hvert 1,5 sekund, så hver </w:t>
+      </w:r>
+      <w:proofErr w:type="spellStart"/>
+      <w:r>
+        <w:rPr>
+          <w:lang w:val="da-DK"/>
+        </w:rPr>
+        <w:t>billed</w:t>
+      </w:r>
+      <w:proofErr w:type="spellEnd"/>
+      <w:r>
+        <w:rPr>
+          <w:lang w:val="da-DK"/>
+        </w:rPr>
+        <w:t xml:space="preserve">-URL er "ny" og genindlæses — en bevidst </w:t>
       </w:r>
       <w:proofErr w:type="gramStart"/>
       <w:r>
@@ -2819,7 +2878,7 @@
           <w:lang w:val="da-DK"/>
         </w:rPr>
       </w:pPr>
-      <w:bookmarkStart w:id="14" w:name="_Toc230615028"/>
+      <w:bookmarkStart w:id="15" w:name="_Toc230615028"/>
       <w:r>
         <w:rPr>
           <w:lang w:val="da-DK"/>
@@ -2827,7 +2886,7 @@
         <w:lastRenderedPageBreak/>
         <w:t>4.3 Fleet-fanen (VesselsScreen.js)</w:t>
       </w:r>
-      <w:bookmarkEnd w:id="14"/>
+      <w:bookmarkEnd w:id="15"/>
     </w:p>
     <w:p>
       <w:pPr>
@@ -3055,7 +3114,19 @@
         <w:rPr>
           <w:lang w:val="da-DK"/>
         </w:rPr>
-        <w:t xml:space="preserve"> Tryk på et kort åbner mbl.is-</w:t>
+        <w:t xml:space="preserve"> </w:t>
+      </w:r>
+      <w:r>
+        <w:rPr>
+          <w:lang w:val="da-DK"/>
+        </w:rPr>
+        <w:t>Et tryk</w:t>
+      </w:r>
+      <w:r>
+        <w:rPr>
+          <w:lang w:val="da-DK"/>
+        </w:rPr>
+        <w:t xml:space="preserve"> på et kort åbner mbl.is-</w:t>
       </w:r>
       <w:proofErr w:type="spellStart"/>
       <w:r>
@@ -3079,14 +3150,14 @@
           <w:lang w:val="da-DK"/>
         </w:rPr>
       </w:pPr>
-      <w:bookmarkStart w:id="15" w:name="_Toc230615029"/>
+      <w:bookmarkStart w:id="16" w:name="_Toc230615029"/>
       <w:r>
         <w:rPr>
           <w:lang w:val="da-DK"/>
         </w:rPr>
         <w:t>4.4 Chat-fanen (ChatScreen.js)</w:t>
       </w:r>
-      <w:bookmarkEnd w:id="15"/>
+      <w:bookmarkEnd w:id="16"/>
     </w:p>
     <w:p>
       <w:pPr>
@@ -3100,7 +3171,19 @@
         <w:rPr>
           <w:lang w:val="da-DK"/>
         </w:rPr>
-        <w:t xml:space="preserve">En enkelt-tur-chat: hver besked </w:t>
+        <w:t xml:space="preserve">En </w:t>
+      </w:r>
+      <w:r>
+        <w:rPr>
+          <w:lang w:val="da-DK"/>
+        </w:rPr>
+        <w:t>enkelt-tur</w:t>
+      </w:r>
+      <w:r>
+        <w:rPr>
+          <w:lang w:val="da-DK"/>
+        </w:rPr>
+        <w:t xml:space="preserve">-chat: hver besked </w:t>
       </w:r>
       <w:proofErr w:type="spellStart"/>
       <w:r>
@@ -3156,7 +3239,27 @@
         <w:rPr>
           <w:lang w:val="da-DK"/>
         </w:rPr>
-        <w:t xml:space="preserve"> — AI-eksamenens n8n-webhook (https://n8n.syntaxerror.is/webhook/chat). n8n kører </w:t>
+        <w:t xml:space="preserve"> — AI-eksamenens n8n-webhook (https://n8n.syntaxerror.is/webhook/chat). </w:t>
+      </w:r>
+      <w:r>
+        <w:rPr>
+          <w:lang w:val="da-DK"/>
+        </w:rPr>
+        <w:t>n8n-workflowet videresender beskeden via en HTTP-</w:t>
+      </w:r>
+      <w:proofErr w:type="spellStart"/>
+      <w:r>
+        <w:rPr>
+          <w:lang w:val="da-DK"/>
+        </w:rPr>
+        <w:t>request</w:t>
+      </w:r>
+      <w:proofErr w:type="spellEnd"/>
+      <w:r>
+        <w:rPr>
+          <w:lang w:val="da-DK"/>
+        </w:rPr>
+        <w:t xml:space="preserve">-node til </w:t>
       </w:r>
       <w:proofErr w:type="spellStart"/>
       <w:r>
@@ -3170,7 +3273,55 @@
         <w:rPr>
           <w:lang w:val="da-DK"/>
         </w:rPr>
-        <w:t xml:space="preserve">-agenten, der selv henter live havnedata server-side (MCP-værktøjer + RAG), så klienten behøver ingen historik. Beskeder vises som bobler; mens svaret hentes, vises en loader; ved netværksfejl vises en offline-besked. Appen indeholder bevidst </w:t>
+        <w:t xml:space="preserve">-agenten, der kører på </w:t>
+      </w:r>
+      <w:proofErr w:type="spellStart"/>
+      <w:r>
+        <w:rPr>
+          <w:lang w:val="da-DK"/>
+        </w:rPr>
+        <w:t>VPSen</w:t>
+      </w:r>
+      <w:proofErr w:type="spellEnd"/>
+      <w:r>
+        <w:rPr>
+          <w:lang w:val="da-DK"/>
+        </w:rPr>
+        <w:t xml:space="preserve"> (”Helmut”, </w:t>
+      </w:r>
+      <w:proofErr w:type="spellStart"/>
+      <w:r>
+        <w:rPr>
+          <w:lang w:val="da-DK"/>
+        </w:rPr>
+        <w:t>netcup</w:t>
+      </w:r>
+      <w:proofErr w:type="spellEnd"/>
+      <w:r>
+        <w:rPr>
+          <w:lang w:val="da-DK"/>
+        </w:rPr>
+        <w:t xml:space="preserve">), og sender agentens svar tilbage til klienten. </w:t>
+      </w:r>
+      <w:proofErr w:type="spellStart"/>
+      <w:r>
+        <w:rPr>
+          <w:lang w:val="da-DK"/>
+        </w:rPr>
+        <w:t>NanoClaw</w:t>
+      </w:r>
+      <w:proofErr w:type="spellEnd"/>
+      <w:r>
+        <w:rPr>
+          <w:lang w:val="da-DK"/>
+        </w:rPr>
+        <w:t xml:space="preserve"> håndterer selv live havnedata server-side (MCP-værktøjer + RAG), så klienten behøver ingen historik.</w:t>
+      </w:r>
+      <w:r>
+        <w:rPr>
+          <w:lang w:val="da-DK"/>
+        </w:rPr>
+        <w:t xml:space="preserve"> Beskeder vises som bobler; mens svaret hentes, vises en loader; ved netværksfejl vises en offline-besked. Appen indeholder bevidst </w:t>
       </w:r>
       <w:r>
         <w:rPr>
@@ -3245,15 +3396,15 @@
           <w:lang w:val="da-DK"/>
         </w:rPr>
       </w:pPr>
-      <w:bookmarkStart w:id="16" w:name="_Toc230615030"/>
-      <w:bookmarkStart w:id="17" w:name="_Toc230617321"/>
+      <w:bookmarkStart w:id="17" w:name="_Toc230615030"/>
+      <w:bookmarkStart w:id="18" w:name="_Toc230617321"/>
       <w:r>
         <w:rPr>
           <w:lang w:val="da-DK"/>
         </w:rPr>
         <w:t xml:space="preserve">5. </w:t>
       </w:r>
-      <w:bookmarkEnd w:id="16"/>
+      <w:bookmarkEnd w:id="17"/>
       <w:proofErr w:type="spellStart"/>
       <w:r>
         <w:rPr>
@@ -3261,7 +3412,7 @@
         </w:rPr>
         <w:t>Demoflow</w:t>
       </w:r>
-      <w:bookmarkEnd w:id="17"/>
+      <w:bookmarkEnd w:id="18"/>
       <w:proofErr w:type="spellEnd"/>
     </w:p>
     <w:p>
@@ -3461,16 +3612,16 @@
           <w:lang w:val="da-DK"/>
         </w:rPr>
       </w:pPr>
-      <w:bookmarkStart w:id="18" w:name="_Toc230615031"/>
-      <w:bookmarkStart w:id="19" w:name="_Toc230617322"/>
+      <w:bookmarkStart w:id="19" w:name="_Toc230615031"/>
+      <w:bookmarkStart w:id="20" w:name="_Toc230617322"/>
       <w:r>
         <w:rPr>
           <w:lang w:val="da-DK"/>
         </w:rPr>
         <w:t>6. Refleksion, begrænsninger og fremtidigt arbejde</w:t>
       </w:r>
-      <w:bookmarkEnd w:id="18"/>
       <w:bookmarkEnd w:id="19"/>
+      <w:bookmarkEnd w:id="20"/>
     </w:p>
     <w:p>
       <w:pPr>
@@ -3479,14 +3630,14 @@
           <w:lang w:val="da-DK"/>
         </w:rPr>
       </w:pPr>
-      <w:bookmarkStart w:id="20" w:name="_Toc230615032"/>
+      <w:bookmarkStart w:id="21" w:name="_Toc230615032"/>
       <w:r>
         <w:rPr>
           <w:lang w:val="da-DK"/>
         </w:rPr>
         <w:t>Styrker</w:t>
       </w:r>
-      <w:bookmarkEnd w:id="20"/>
+      <w:bookmarkEnd w:id="21"/>
     </w:p>
     <w:p>
       <w:pPr>
@@ -3506,14 +3657,12 @@
         </w:rPr>
         <w:t xml:space="preserve">Tynd, læse-orienteret klient — al tung logik på serveren gør koden enkel og </w:t>
       </w:r>
-      <w:proofErr w:type="spellStart"/>
-      <w:r>
-        <w:rPr>
-          <w:lang w:val="da-DK"/>
-        </w:rPr>
-        <w:t>forklarbar</w:t>
-      </w:r>
-      <w:proofErr w:type="spellEnd"/>
+      <w:r>
+        <w:rPr>
+          <w:lang w:val="da-DK"/>
+        </w:rPr>
+        <w:t>selvforklarende</w:t>
+      </w:r>
       <w:r>
         <w:rPr>
           <w:lang w:val="da-DK"/>
@@ -3646,7 +3795,7 @@
       <w:pPr>
         <w:pStyle w:val="Heading2"/>
       </w:pPr>
-      <w:bookmarkStart w:id="21" w:name="_Toc230615033"/>
+      <w:bookmarkStart w:id="22" w:name="_Toc230615033"/>
       <w:proofErr w:type="spellStart"/>
       <w:r>
         <w:t>Svagheder</w:t>
@@ -3667,7 +3816,7 @@
       <w:r>
         <w:t>begrænsninger</w:t>
       </w:r>
-      <w:bookmarkEnd w:id="21"/>
+      <w:bookmarkEnd w:id="22"/>
       <w:proofErr w:type="spellEnd"/>
     </w:p>
     <w:p>
@@ -3785,6 +3934,7 @@
         <w:rPr>
           <w:lang w:val="da-DK"/>
         </w:rPr>
+        <w:lastRenderedPageBreak/>
         <w:t>Testet på iOS via Expo Go; Android er ikke verificeret.</w:t>
       </w:r>
     </w:p>
@@ -3848,7 +3998,7 @@
           <w:lang w:val="da-DK"/>
         </w:rPr>
       </w:pPr>
-      <w:bookmarkStart w:id="22" w:name="_Toc230615034"/>
+      <w:bookmarkStart w:id="23" w:name="_Toc230615034"/>
     </w:p>
     <w:p>
       <w:pPr>
@@ -3882,7 +4032,7 @@
       <w:r>
         <w:t>integritet</w:t>
       </w:r>
-      <w:bookmarkEnd w:id="22"/>
+      <w:bookmarkEnd w:id="23"/>
       <w:proofErr w:type="spellEnd"/>
     </w:p>
     <w:p>
@@ -4072,7 +4222,7 @@
       <w:pPr>
         <w:pStyle w:val="Heading2"/>
       </w:pPr>
-      <w:bookmarkStart w:id="23" w:name="_Toc230615035"/>
+      <w:bookmarkStart w:id="24" w:name="_Toc230615035"/>
       <w:proofErr w:type="spellStart"/>
       <w:r>
         <w:t>Fremtidigt</w:t>
@@ -4085,7 +4235,7 @@
       <w:r>
         <w:t>arbejde</w:t>
       </w:r>
-      <w:bookmarkEnd w:id="23"/>
+      <w:bookmarkEnd w:id="24"/>
       <w:proofErr w:type="spellEnd"/>
     </w:p>
     <w:p>
@@ -4186,13 +4336,25 @@
         <w:rPr>
           <w:lang w:val="da-DK"/>
         </w:rPr>
-        <w:t>Push-notifikationer ved nye detektioner på et valgt kamera.</w:t>
-      </w:r>
-      <w:r>
-        <w:rPr>
-          <w:lang w:val="da-DK"/>
-        </w:rPr>
-        <w:t xml:space="preserve"> – forskellige workflows for klienter</w:t>
+        <w:t>Push-notifikationer ved nye detektioner på et valgt kamera</w:t>
+      </w:r>
+      <w:r>
+        <w:rPr>
+          <w:lang w:val="da-DK"/>
+        </w:rPr>
+        <w:t>, med</w:t>
+      </w:r>
+      <w:r>
+        <w:rPr>
+          <w:lang w:val="da-DK"/>
+        </w:rPr>
+        <w:t xml:space="preserve"> forskellige workflows </w:t>
+      </w:r>
+      <w:r>
+        <w:rPr>
+          <w:lang w:val="da-DK"/>
+        </w:rPr>
+        <w:t>pr. klient.</w:t>
       </w:r>
     </w:p>
     <w:p>
@@ -4217,6 +4379,12 @@
         <w:rPr>
           <w:lang w:val="da-DK"/>
         </w:rPr>
+        <w:t xml:space="preserve"> </w:t>
+      </w:r>
+      <w:r>
+        <w:rPr>
+          <w:lang w:val="da-DK"/>
+        </w:rPr>
         <w:t>(</w:t>
       </w:r>
       <w:proofErr w:type="spellStart"/>
@@ -4244,14 +4412,14 @@
       <w:pPr>
         <w:pStyle w:val="Heading1"/>
       </w:pPr>
-      <w:bookmarkStart w:id="24" w:name="_Toc230615036"/>
-      <w:bookmarkStart w:id="25" w:name="_Toc230617323"/>
+      <w:bookmarkStart w:id="25" w:name="_Toc230615036"/>
+      <w:bookmarkStart w:id="26" w:name="_Toc230617323"/>
       <w:proofErr w:type="spellStart"/>
       <w:r>
         <w:t>Kilder</w:t>
       </w:r>
-      <w:bookmarkEnd w:id="24"/>
       <w:bookmarkEnd w:id="25"/>
+      <w:bookmarkEnd w:id="26"/>
       <w:proofErr w:type="spellEnd"/>
     </w:p>
     <w:p>
@@ -4370,8 +4538,8 @@
           <w:lang w:val="da-DK"/>
         </w:rPr>
       </w:pPr>
-      <w:bookmarkStart w:id="26" w:name="_Toc230615037"/>
-      <w:bookmarkStart w:id="27" w:name="_Toc230617324"/>
+      <w:bookmarkStart w:id="27" w:name="_Toc230615037"/>
+      <w:bookmarkStart w:id="28" w:name="_Toc230617324"/>
       <w:r>
         <w:rPr>
           <w:lang w:val="da-DK"/>
@@ -4379,8 +4547,8 @@
         <w:lastRenderedPageBreak/>
         <w:t>Bilag (skærmbilleder)</w:t>
       </w:r>
-      <w:bookmarkEnd w:id="26"/>
       <w:bookmarkEnd w:id="27"/>
+      <w:bookmarkEnd w:id="28"/>
     </w:p>
     <w:p>
       <w:pPr>
@@ -4403,7 +4571,7 @@
           <w:lang w:val="da-DK"/>
         </w:rPr>
       </w:pPr>
-      <w:bookmarkStart w:id="28" w:name="_Toc230615038"/>
+      <w:bookmarkStart w:id="29" w:name="_Toc230615038"/>
       <w:r>
         <w:rPr>
           <w:noProof/>
@@ -4451,7 +4619,7 @@
           </wp:inline>
         </w:drawing>
       </w:r>
-      <w:bookmarkEnd w:id="28"/>
+      <w:bookmarkEnd w:id="29"/>
       <w:r>
         <w:rPr>
           <w:lang w:val="da-DK"/>
@@ -4466,7 +4634,7 @@
           <w:lang w:val="da-DK"/>
         </w:rPr>
       </w:pPr>
-      <w:bookmarkStart w:id="29" w:name="_Toc230615039"/>
+      <w:bookmarkStart w:id="30" w:name="_Toc230615039"/>
     </w:p>
     <w:p>
       <w:pPr>
@@ -4495,13 +4663,13 @@
         </w:rPr>
         <w:t>-kameraer med server-tegnede YOLO-bokse</w:t>
       </w:r>
-      <w:bookmarkEnd w:id="29"/>
+      <w:bookmarkEnd w:id="30"/>
     </w:p>
     <w:p>
       <w:pPr>
         <w:pStyle w:val="Heading2"/>
       </w:pPr>
-      <w:bookmarkStart w:id="30" w:name="_Toc230615040"/>
+      <w:bookmarkStart w:id="31" w:name="_Toc230615040"/>
       <w:r>
         <w:rPr>
           <w:noProof/>
@@ -4548,8 +4716,8 @@
           </wp:inline>
         </w:drawing>
       </w:r>
-      <w:bookmarkStart w:id="31" w:name="_Toc230615041"/>
-      <w:bookmarkEnd w:id="30"/>
+      <w:bookmarkStart w:id="32" w:name="_Toc230615041"/>
+      <w:bookmarkEnd w:id="31"/>
     </w:p>
     <w:p>
       <w:pPr>
@@ -4601,7 +4769,7 @@
         </w:rPr>
         <w:t>og hastighed</w:t>
       </w:r>
-      <w:bookmarkEnd w:id="31"/>
+      <w:bookmarkEnd w:id="32"/>
     </w:p>
     <w:p>
       <w:pPr>
@@ -4610,7 +4778,7 @@
           <w:lang w:val="da-DK"/>
         </w:rPr>
       </w:pPr>
-      <w:bookmarkStart w:id="32" w:name="_Toc230615042"/>
+      <w:bookmarkStart w:id="33" w:name="_Toc230615042"/>
       <w:r>
         <w:rPr>
           <w:noProof/>
@@ -4658,7 +4826,7 @@
           </wp:inline>
         </w:drawing>
       </w:r>
-      <w:bookmarkEnd w:id="32"/>
+      <w:bookmarkEnd w:id="33"/>
       <w:r>
         <w:rPr>
           <w:lang w:val="da-DK"/>
@@ -4673,7 +4841,7 @@
           <w:lang w:val="da-DK"/>
         </w:rPr>
       </w:pPr>
-      <w:bookmarkStart w:id="33" w:name="_Toc230615043"/>
+      <w:bookmarkStart w:id="34" w:name="_Toc230615043"/>
       <w:r>
         <w:rPr>
           <w:lang w:val="da-DK"/>
@@ -4729,7 +4897,7 @@
         </w:rPr>
         <w:t>og hastighed</w:t>
       </w:r>
-      <w:bookmarkEnd w:id="33"/>
+      <w:bookmarkEnd w:id="34"/>
     </w:p>
     <w:p>
       <w:pPr>
@@ -4738,7 +4906,7 @@
           <w:lang w:val="da-DK"/>
         </w:rPr>
       </w:pPr>
-      <w:bookmarkStart w:id="34" w:name="_Toc230615044"/>
+      <w:bookmarkStart w:id="35" w:name="_Toc230615044"/>
       <w:r>
         <w:rPr>
           <w:noProof/>
@@ -4786,7 +4954,7 @@
           </wp:inline>
         </w:drawing>
       </w:r>
-      <w:bookmarkEnd w:id="34"/>
+      <w:bookmarkEnd w:id="35"/>
       <w:r>
         <w:rPr>
           <w:lang w:val="da-DK"/>
@@ -4801,7 +4969,7 @@
           <w:lang w:val="da-DK"/>
         </w:rPr>
       </w:pPr>
-      <w:bookmarkStart w:id="35" w:name="_Toc230615045"/>
+      <w:bookmarkStart w:id="36" w:name="_Toc230615045"/>
       <w:r>
         <w:rPr>
           <w:lang w:val="da-DK"/>
@@ -4861,7 +5029,7 @@
         </w:rPr>
         <w:t>. Link til den relevante båd</w:t>
       </w:r>
-      <w:bookmarkEnd w:id="35"/>
+      <w:bookmarkEnd w:id="36"/>
     </w:p>
     <w:p>
       <w:pPr>
@@ -4870,7 +5038,7 @@
           <w:lang w:val="da-DK"/>
         </w:rPr>
       </w:pPr>
-      <w:bookmarkStart w:id="36" w:name="_Toc230615046"/>
+      <w:bookmarkStart w:id="37" w:name="_Toc230615046"/>
       <w:r>
         <w:rPr>
           <w:noProof/>
@@ -4917,7 +5085,7 @@
           </wp:inline>
         </w:drawing>
       </w:r>
-      <w:bookmarkEnd w:id="36"/>
+      <w:bookmarkEnd w:id="37"/>
       <w:r>
         <w:rPr>
           <w:lang w:val="da-DK"/>
@@ -4932,7 +5100,7 @@
           <w:lang w:val="da-DK"/>
         </w:rPr>
       </w:pPr>
-      <w:bookmarkStart w:id="37" w:name="_Toc230615047"/>
+      <w:bookmarkStart w:id="38" w:name="_Toc230615047"/>
       <w:r>
         <w:rPr>
           <w:lang w:val="da-DK"/>
@@ -4956,6 +5124,12 @@
         <w:rPr>
           <w:lang w:val="da-DK"/>
         </w:rPr>
+        <w:t xml:space="preserve"> </w:t>
+      </w:r>
+      <w:r>
+        <w:rPr>
+          <w:lang w:val="da-DK"/>
+        </w:rPr>
         <w:t xml:space="preserve">Chat-fanen </w:t>
       </w:r>
       <w:r>
@@ -4970,7 +5144,7 @@
         </w:rPr>
         <w:t xml:space="preserve"> samtale med havneagenten via n8n-webhook om status</w:t>
       </w:r>
-      <w:bookmarkEnd w:id="37"/>
+      <w:bookmarkEnd w:id="38"/>
     </w:p>
     <w:p>
       <w:pPr>
@@ -4979,7 +5153,7 @@
           <w:lang w:val="da-DK"/>
         </w:rPr>
       </w:pPr>
-      <w:bookmarkStart w:id="38" w:name="_Toc230615048"/>
+      <w:bookmarkStart w:id="39" w:name="_Toc230615048"/>
       <w:r>
         <w:rPr>
           <w:noProof/>
@@ -5026,7 +5200,7 @@
           </wp:inline>
         </w:drawing>
       </w:r>
-      <w:bookmarkEnd w:id="38"/>
+      <w:bookmarkEnd w:id="39"/>
       <w:r>
         <w:rPr>
           <w:lang w:val="da-DK"/>
@@ -5041,7 +5215,7 @@
           <w:lang w:val="da-DK"/>
         </w:rPr>
       </w:pPr>
-      <w:bookmarkStart w:id="39" w:name="_Toc230615049"/>
+      <w:bookmarkStart w:id="40" w:name="_Toc230615049"/>
       <w:r>
         <w:rPr>
           <w:lang w:val="da-DK"/>
@@ -5065,6 +5239,12 @@
         <w:rPr>
           <w:lang w:val="da-DK"/>
         </w:rPr>
+        <w:t xml:space="preserve"> </w:t>
+      </w:r>
+      <w:r>
+        <w:rPr>
+          <w:lang w:val="da-DK"/>
+        </w:rPr>
         <w:t xml:space="preserve">Chat-fanen </w:t>
       </w:r>
       <w:r>
@@ -5079,13 +5259,13 @@
         </w:rPr>
         <w:t xml:space="preserve"> samtale med havneagenten om hvad han kan se</w:t>
       </w:r>
-      <w:bookmarkEnd w:id="39"/>
+      <w:bookmarkEnd w:id="40"/>
     </w:p>
     <w:p>
       <w:pPr>
         <w:pStyle w:val="Heading2"/>
       </w:pPr>
-      <w:bookmarkStart w:id="40" w:name="_Toc230615050"/>
+      <w:bookmarkStart w:id="41" w:name="_Toc230615050"/>
       <w:r>
         <w:rPr>
           <w:noProof/>
@@ -5132,7 +5312,7 @@
           </wp:inline>
         </w:drawing>
       </w:r>
-      <w:bookmarkEnd w:id="40"/>
+      <w:bookmarkEnd w:id="41"/>
       <w:r>
         <w:br w:type="page"/>
       </w:r>
@@ -5141,7 +5321,7 @@
       <w:pPr>
         <w:pStyle w:val="Heading2"/>
       </w:pPr>
-      <w:bookmarkStart w:id="41" w:name="_Toc230615051"/>
+      <w:bookmarkStart w:id="42" w:name="_Toc230615051"/>
       <w:proofErr w:type="spellStart"/>
       <w:r>
         <w:lastRenderedPageBreak/>
@@ -5163,7 +5343,7 @@
       <w:r>
         <w:t>imports, icons, logoutlink</w:t>
       </w:r>
-      <w:bookmarkEnd w:id="41"/>
+      <w:bookmarkEnd w:id="42"/>
     </w:p>
     <w:p>
       <w:pPr>
@@ -5220,7 +5400,7 @@
       <w:pPr>
         <w:pStyle w:val="Heading2"/>
       </w:pPr>
-      <w:bookmarkStart w:id="42" w:name="_Toc230615052"/>
+      <w:bookmarkStart w:id="43" w:name="_Toc230615052"/>
     </w:p>
     <w:p>
       <w:pPr>
@@ -5243,13 +5423,13 @@
       <w:r>
         <w:t>view</w:t>
       </w:r>
-      <w:bookmarkEnd w:id="42"/>
+      <w:bookmarkEnd w:id="43"/>
     </w:p>
     <w:p>
       <w:pPr>
         <w:pStyle w:val="Heading2"/>
       </w:pPr>
-      <w:bookmarkStart w:id="43" w:name="_Toc230615053"/>
+      <w:bookmarkStart w:id="44" w:name="_Toc230615053"/>
       <w:r>
         <w:rPr>
           <w:noProof/>
@@ -5296,7 +5476,7 @@
           </wp:inline>
         </w:drawing>
       </w:r>
-      <w:bookmarkEnd w:id="43"/>
+      <w:bookmarkEnd w:id="44"/>
       <w:r>
         <w:br w:type="page"/>
       </w:r>
@@ -5305,7 +5485,7 @@
       <w:pPr>
         <w:pStyle w:val="Heading2"/>
       </w:pPr>
-      <w:bookmarkStart w:id="44" w:name="_Toc230615054"/>
+      <w:bookmarkStart w:id="45" w:name="_Toc230615054"/>
       <w:proofErr w:type="spellStart"/>
       <w:r>
         <w:lastRenderedPageBreak/>
@@ -5381,13 +5561,13 @@
           </wp:inline>
         </w:drawing>
       </w:r>
-      <w:bookmarkEnd w:id="44"/>
+      <w:bookmarkEnd w:id="45"/>
     </w:p>
     <w:p>
       <w:pPr>
         <w:pStyle w:val="Heading2"/>
       </w:pPr>
-      <w:bookmarkStart w:id="45" w:name="_Toc230615055"/>
+      <w:bookmarkStart w:id="46" w:name="_Toc230615055"/>
       <w:proofErr w:type="spellStart"/>
       <w:r>
         <w:t>Bilag</w:t>
@@ -5467,7 +5647,7 @@
           </wp:inline>
         </w:drawing>
       </w:r>
-      <w:bookmarkEnd w:id="45"/>
+      <w:bookmarkEnd w:id="46"/>
     </w:p>
     <w:p>
       <w:pPr>
@@ -5481,7 +5661,7 @@
       <w:pPr>
         <w:pStyle w:val="Heading2"/>
       </w:pPr>
-      <w:bookmarkStart w:id="46" w:name="_Toc230615056"/>
+      <w:bookmarkStart w:id="47" w:name="_Toc230615056"/>
       <w:proofErr w:type="spellStart"/>
       <w:r>
         <w:lastRenderedPageBreak/>
@@ -5562,13 +5742,13 @@
           </wp:inline>
         </w:drawing>
       </w:r>
-      <w:bookmarkEnd w:id="46"/>
+      <w:bookmarkEnd w:id="47"/>
     </w:p>
     <w:p>
       <w:pPr>
         <w:pStyle w:val="Heading2"/>
       </w:pPr>
-      <w:bookmarkStart w:id="47" w:name="_Toc230615057"/>
+      <w:bookmarkStart w:id="48" w:name="_Toc230615057"/>
       <w:proofErr w:type="spellStart"/>
       <w:r>
         <w:t>Bilag</w:t>
@@ -5648,7 +5828,7 @@
           </wp:inline>
         </w:drawing>
       </w:r>
-      <w:bookmarkEnd w:id="47"/>
+      <w:bookmarkEnd w:id="48"/>
     </w:p>
     <w:p>
       <w:pPr>
@@ -5662,7 +5842,7 @@
       <w:pPr>
         <w:pStyle w:val="Heading2"/>
       </w:pPr>
-      <w:bookmarkStart w:id="48" w:name="_Toc230615058"/>
+      <w:bookmarkStart w:id="49" w:name="_Toc230615058"/>
       <w:proofErr w:type="spellStart"/>
       <w:r>
         <w:lastRenderedPageBreak/>
@@ -5692,13 +5872,13 @@
       <w:r>
         <w:t xml:space="preserve"> send</w:t>
       </w:r>
-      <w:bookmarkEnd w:id="48"/>
+      <w:bookmarkEnd w:id="49"/>
     </w:p>
     <w:p>
       <w:pPr>
         <w:pStyle w:val="Heading2"/>
       </w:pPr>
-      <w:bookmarkStart w:id="49" w:name="_Toc230615059"/>
+      <w:bookmarkStart w:id="50" w:name="_Toc230615059"/>
       <w:r>
         <w:rPr>
           <w:noProof/>
@@ -5745,13 +5925,13 @@
           </wp:inline>
         </w:drawing>
       </w:r>
-      <w:bookmarkEnd w:id="49"/>
+      <w:bookmarkEnd w:id="50"/>
     </w:p>
     <w:p>
       <w:pPr>
         <w:pStyle w:val="Heading2"/>
       </w:pPr>
-      <w:bookmarkStart w:id="50" w:name="_Toc230615060"/>
+      <w:bookmarkStart w:id="51" w:name="_Toc230615060"/>
       <w:proofErr w:type="spellStart"/>
       <w:r>
         <w:t>Bilag</w:t>
@@ -5792,14 +5972,14 @@
       <w:r>
         <w:t>TextInput</w:t>
       </w:r>
-      <w:bookmarkEnd w:id="50"/>
+      <w:bookmarkEnd w:id="51"/>
       <w:proofErr w:type="spellEnd"/>
     </w:p>
     <w:p>
       <w:pPr>
         <w:pStyle w:val="Heading2"/>
       </w:pPr>
-      <w:bookmarkStart w:id="51" w:name="_Toc230615061"/>
+      <w:bookmarkStart w:id="52" w:name="_Toc230615061"/>
       <w:r>
         <w:rPr>
           <w:noProof/>
@@ -5846,7 +6026,7 @@
           </wp:inline>
         </w:drawing>
       </w:r>
-      <w:bookmarkEnd w:id="51"/>
+      <w:bookmarkEnd w:id="52"/>
     </w:p>
     <w:p>
       <w:pPr>
@@ -5863,7 +6043,7 @@
           <w:lang w:val="da-DK"/>
         </w:rPr>
       </w:pPr>
-      <w:bookmarkStart w:id="52" w:name="_Toc230615062"/>
+      <w:bookmarkStart w:id="53" w:name="_Toc230615062"/>
       <w:r>
         <w:rPr>
           <w:lang w:val="da-DK"/>
@@ -5925,7 +6105,7 @@
           </wp:inline>
         </w:drawing>
       </w:r>
-      <w:bookmarkEnd w:id="52"/>
+      <w:bookmarkEnd w:id="53"/>
     </w:p>
     <w:p>
       <w:pPr>
@@ -5934,7 +6114,7 @@
           <w:lang w:val="da-DK"/>
         </w:rPr>
       </w:pPr>
-      <w:bookmarkStart w:id="53" w:name="_Toc230615063"/>
+      <w:bookmarkStart w:id="54" w:name="_Toc230615063"/>
       <w:r>
         <w:rPr>
           <w:lang w:val="da-DK"/>
@@ -5971,13 +6151,13 @@
         </w:rPr>
         <w:t>webhook workflow</w:t>
       </w:r>
-      <w:bookmarkEnd w:id="53"/>
+      <w:bookmarkEnd w:id="54"/>
     </w:p>
     <w:p>
       <w:pPr>
         <w:pStyle w:val="Heading2"/>
       </w:pPr>
-      <w:bookmarkStart w:id="54" w:name="_Toc230615064"/>
+      <w:bookmarkStart w:id="55" w:name="_Toc230615064"/>
       <w:r>
         <w:rPr>
           <w:noProof/>
@@ -6024,7 +6204,7 @@
           </wp:inline>
         </w:drawing>
       </w:r>
-      <w:bookmarkEnd w:id="54"/>
+      <w:bookmarkEnd w:id="55"/>
     </w:p>
     <w:sectPr>
       <w:headerReference w:type="even" r:id="rId24"/>
